--- a/教案生成器/lesson-plan-docx-generator/docs/evidence/issue-73-synthetic-course/artifacts/教案05_项目一：线性结构与受限容器_完成单链表插入、删除、反转与指针检查.docx
+++ b/教案生成器/lesson-plan-docx-generator/docs/evidence/issue-73-synthetic-course/artifacts/教案05_项目一：线性结构与受限容器_完成单链表插入、删除、反转与指针检查.docx
@@ -898,6 +898,42 @@
               <w:t>5. 完整性检查验证节点数等于size、尾节点next为null且不存在环；按[B-101,B-205,B-309,E-301,E-304]记录每轮指针变化。</w:t>
             </w:r>
           </w:p>
+          <w:p>
+            <w:pPr>
+              <w:jc w:val="left"/>
+              <w:rPr>
+                <w:rFonts w:ascii="仿宋" w:eastAsia="仿宋" w:hAnsi="仿宋"/>
+                <w:sz w:val="24"/>
+                <w:szCs w:val="24"/>
+              </w:rPr>
+            </w:pPr>
+            <w:r>
+              <w:rPr>
+                <w:rFonts w:ascii="仿宋" w:eastAsia="仿宋" w:hAnsi="仿宋" w:hint="eastAsia"/>
+                <w:sz w:val="24"/>
+                <w:szCs w:val="24"/>
+              </w:rPr>
+              <w:t>6. 按位置插入/删除的前驱定位最坏O(n)，定位后的指针重接O(1)，完整操作最坏O(n)；反转遍历n个节点，时间O(n)、辅助空间O(1)。</w:t>
+            </w:r>
+          </w:p>
+          <w:p>
+            <w:pPr>
+              <w:jc w:val="left"/>
+              <w:rPr>
+                <w:rFonts w:ascii="仿宋" w:eastAsia="仿宋" w:hAnsi="仿宋"/>
+                <w:sz w:val="24"/>
+                <w:szCs w:val="24"/>
+              </w:rPr>
+            </w:pPr>
+            <w:r>
+              <w:rPr>
+                <w:rFonts w:ascii="仿宋" w:eastAsia="仿宋" w:hAnsi="仿宋" w:hint="eastAsia"/>
+                <w:sz w:val="24"/>
+                <w:szCs w:val="24"/>
+              </w:rPr>
+              <w:t>7. 反转每轮开始时，prev指向已处理且已反转前缀的头节点，cur指向原链未处理后缀的头节点；两段不相交且合计覆盖全部原节点。先保存next=cur.next，再令cur.next=prev并推进prev/cur，结束后令dummy.next=prev。</w:t>
+            </w:r>
+          </w:p>
         </w:tc>
       </w:tr>
       <w:tr>
@@ -1916,6 +1952,46 @@
                 <w:szCs w:val="24"/>
               </w:rPr>
               <w:t>4. 《数据结构（Java版）》第2.4节目录：单链表实现、性能分析与实战演练</w:t>
+            </w:r>
+          </w:p>
+          <w:p>
+            <w:pPr>
+              <w:snapToGrid w:val="0"/>
+              <w:ind w:left="240" w:hangingChars="100" w:hanging="240"/>
+              <w:jc w:val="left"/>
+              <w:rPr>
+                <w:rFonts w:ascii="仿宋" w:eastAsia="仿宋" w:hAnsi="仿宋"/>
+                <w:sz w:val="24"/>
+                <w:szCs w:val="24"/>
+              </w:rPr>
+            </w:pPr>
+            <w:r>
+              <w:rPr>
+                <w:rFonts w:ascii="仿宋" w:eastAsia="仿宋" w:hAnsi="仿宋" w:hint="eastAsia"/>
+                <w:sz w:val="24"/>
+                <w:szCs w:val="24"/>
+              </w:rPr>
+              <w:t>5. 运行起点：practice-starters/L05LinkedListLab.java（Java SE 17）</w:t>
+            </w:r>
+          </w:p>
+          <w:p>
+            <w:pPr>
+              <w:snapToGrid w:val="0"/>
+              <w:ind w:left="240" w:hangingChars="100" w:hanging="240"/>
+              <w:jc w:val="left"/>
+              <w:rPr>
+                <w:rFonts w:ascii="仿宋" w:eastAsia="仿宋" w:hAnsi="仿宋"/>
+                <w:sz w:val="24"/>
+                <w:szCs w:val="24"/>
+              </w:rPr>
+            </w:pPr>
+            <w:r>
+              <w:rPr>
+                <w:rFonts w:ascii="仿宋" w:eastAsia="仿宋" w:hAnsi="仿宋" w:hint="eastAsia"/>
+                <w:sz w:val="24"/>
+                <w:szCs w:val="24"/>
+              </w:rPr>
+              <w:t>6. TEST-*为容器边界测试标记，不是冻结目录记录</w:t>
             </w:r>
           </w:p>
         </w:tc>
@@ -5235,9 +5311,28 @@
                 <w:sz w:val="24"/>
                 <w:szCs w:val="24"/>
               </w:rPr>
-              <w:t>1. 演示插入、删除和反转函数；逐轮停在引用改写之前检查变量。</w:t>
+              <w:t>1. 用三节点[B-101,B-205,B-309]逐轮记录prev/cur/next；先让学生指出未处理后缀，再保存next并改写cur.next。</w:t>
             </w:r>
             <w:bookmarkEnd w:id="34"/>
+          </w:p>
+          <w:p>
+            <w:pPr>
+              <w:ind w:left="250" w:hangingChars="104" w:hanging="250"/>
+              <w:jc w:val="left"/>
+              <w:rPr>
+                <w:rFonts w:ascii="仿宋" w:eastAsia="仿宋" w:hAnsi="仿宋"/>
+                <w:sz w:val="24"/>
+                <w:szCs w:val="24"/>
+              </w:rPr>
+            </w:pPr>
+            <w:r>
+              <w:rPr>
+                <w:rFonts w:ascii="仿宋" w:eastAsia="仿宋" w:hAnsi="仿宋" w:hint="eastAsia"/>
+                <w:sz w:val="24"/>
+                <w:szCs w:val="24"/>
+              </w:rPr>
+              <w:t>2. 比较按位置操作的O(n)前驱定位与O(1)指针重接；反转整体O(n)时间、O(1)额外空间。</w:t>
+            </w:r>
           </w:p>
         </w:tc>
         <w:tc>
@@ -5307,7 +5402,7 @@
                 <w:sz w:val="24"/>
                 <w:szCs w:val="24"/>
               </w:rPr>
-              <w:t>1. 学生同步画引用图并在每轮记录变量值与head.next。</w:t>
+              <w:t>1. 逐轮画出已反转前缀与未处理后缀，写出循环不变量并说明为何覆盖cur.next前必须保存next。</w:t>
             </w:r>
             <w:bookmarkEnd w:id="36"/>
           </w:p>
@@ -5461,9 +5556,47 @@
                 <w:sz w:val="24"/>
                 <w:szCs w:val="24"/>
               </w:rPr>
-              <w:t>1. 独立实现三个操作并运行空表、单节点、首尾边界、完整五节点反转。</w:t>
+              <w:t>1. 打开practice-starters/L05LinkedListLab.java；实现位置插入、位置删除、原地反转三个TODO，按给定IndexOutOfBoundsException契约处理非法位置。</w:t>
             </w:r>
             <w:bookmarkEnd w:id="39"/>
+          </w:p>
+          <w:p>
+            <w:pPr>
+              <w:ind w:left="250" w:hangingChars="104" w:hanging="250"/>
+              <w:jc w:val="left"/>
+              <w:rPr>
+                <w:rFonts w:ascii="仿宋" w:eastAsia="仿宋" w:hAnsi="仿宋"/>
+                <w:sz w:val="24"/>
+                <w:szCs w:val="24"/>
+              </w:rPr>
+            </w:pPr>
+            <w:r>
+              <w:rPr>
+                <w:rFonts w:ascii="仿宋" w:eastAsia="仿宋" w:hAnsi="仿宋" w:hint="eastAsia"/>
+                <w:sz w:val="24"/>
+                <w:szCs w:val="24"/>
+              </w:rPr>
+              <w:t>2. 25分钟分配：3分钟读接口和追踪输入，6分钟完成插入/删除，7分钟按循环不变量反转，6分钟运行空/单节点/首尾/五节点测试，3分钟修复一个失败断言。</w:t>
+            </w:r>
+          </w:p>
+          <w:p>
+            <w:pPr>
+              <w:ind w:left="250" w:hangingChars="104" w:hanging="250"/>
+              <w:jc w:val="left"/>
+              <w:rPr>
+                <w:rFonts w:ascii="仿宋" w:eastAsia="仿宋" w:hAnsi="仿宋"/>
+                <w:sz w:val="24"/>
+                <w:szCs w:val="24"/>
+              </w:rPr>
+            </w:pPr>
+            <w:r>
+              <w:rPr>
+                <w:rFonts w:ascii="仿宋" w:eastAsia="仿宋" w:hAnsi="仿宋" w:hint="eastAsia"/>
+                <w:sz w:val="24"/>
+                <w:szCs w:val="24"/>
+              </w:rPr>
+              <w:t>3. 执行`javac L05LinkedListLab.java &amp;&amp; java L05LinkedListLab`；从五条冻结记录开始；容器位置测试会临时加入TEST-HEAD与TEST-MIDDLE并移除头尾节点，最终次序为[E-301,B-309,TEST-MIDDLE,B-205,B-101]，反转两次恢复。TEST-HEAD/TEST-MIDDLE仅为位置测试标记，不代表新增目录记录。</w:t>
+            </w:r>
           </w:p>
         </w:tc>
         <w:tc>
@@ -5533,7 +5666,7 @@
                 <w:sz w:val="24"/>
                 <w:szCs w:val="24"/>
               </w:rPr>
-              <w:t>1. 学生提交函数、测试输出和逐轮追踪记录。</w:t>
+              <w:t>1. 保存源码、测试输出和一轮prev/cur/next追踪；失败时先核对size、dummy.next及尾节点next。</w:t>
             </w:r>
             <w:bookmarkEnd w:id="41"/>
           </w:p>
